--- a/src/OpenXmlHtml.Tests/WordTableStyleTests.CellPadding.DotNet.verified.docx
+++ b/src/OpenXmlHtml.Tests/WordTableStyleTests.CellPadding.DotNet.verified.docx
@@ -23,9 +23,9 @@
           <w:tcPr>
             <w:tcMar>
               <w:top w:w="240" w:type="dxa"/>
-              <w:start w:w="240" w:type="dxa"/>
+              <w:left w:w="240" w:type="dxa"/>
               <w:bottom w:w="240" w:type="dxa"/>
-              <w:end w:w="240" w:type="dxa"/>
+              <w:right w:w="240" w:type="dxa"/>
             </w:tcMar>
           </w:tcPr>
           <w:p>
